--- a/stingray.docx
+++ b/stingray.docx
@@ -4,10 +4,204 @@
   <w:body>
     <w:p>
       <w:r>
-        <w:t>stingray</w:t>
+        <w:t>Putty configuration</w:t>
+      </w:r>
+    </w:p>
+    <w:p>
+      <w:r>
+        <w:drawing>
+          <wp:inline distT="0" distB="0" distL="0" distR="0" wp14:anchorId="1E9B1DA9" wp14:editId="405FF9BF">
+            <wp:extent cx="5943600" cy="5943600"/>
+            <wp:effectExtent l="0" t="0" r="0" b="0"/>
+            <wp:docPr id="2" name="Picture 2"/>
+            <wp:cNvGraphicFramePr>
+              <a:graphicFrameLocks xmlns:a="http://schemas.openxmlformats.org/drawingml/2006/main" noChangeAspect="1"/>
+            </wp:cNvGraphicFramePr>
+            <a:graphic xmlns:a="http://schemas.openxmlformats.org/drawingml/2006/main">
+              <a:graphicData uri="http://schemas.openxmlformats.org/drawingml/2006/picture">
+                <pic:pic xmlns:pic="http://schemas.openxmlformats.org/drawingml/2006/picture">
+                  <pic:nvPicPr>
+                    <pic:cNvPr id="1" name=""/>
+                    <pic:cNvPicPr/>
+                  </pic:nvPicPr>
+                  <pic:blipFill>
+                    <a:blip r:embed="rId4"/>
+                    <a:stretch>
+                      <a:fillRect/>
+                    </a:stretch>
+                  </pic:blipFill>
+                  <pic:spPr>
+                    <a:xfrm>
+                      <a:off x="0" y="0"/>
+                      <a:ext cx="5943600" cy="5943600"/>
+                    </a:xfrm>
+                    <a:prstGeom prst="rect">
+                      <a:avLst/>
+                    </a:prstGeom>
+                  </pic:spPr>
+                </pic:pic>
+              </a:graphicData>
+            </a:graphic>
+          </wp:inline>
+        </w:drawing>
+      </w:r>
+    </w:p>
+    <w:p>
+      <w:r>
+        <w:t xml:space="preserve">Ping test </w:t>
+      </w:r>
+    </w:p>
+    <w:p>
+      <w:r>
+        <w:lastRenderedPageBreak/>
+        <w:drawing>
+          <wp:inline distT="0" distB="0" distL="0" distR="0" wp14:anchorId="54CFC555" wp14:editId="4B52AC50">
+            <wp:extent cx="5943600" cy="2799080"/>
+            <wp:effectExtent l="0" t="0" r="0" b="1270"/>
+            <wp:docPr id="3" name="Picture 3"/>
+            <wp:cNvGraphicFramePr>
+              <a:graphicFrameLocks xmlns:a="http://schemas.openxmlformats.org/drawingml/2006/main" noChangeAspect="1"/>
+            </wp:cNvGraphicFramePr>
+            <a:graphic xmlns:a="http://schemas.openxmlformats.org/drawingml/2006/main">
+              <a:graphicData uri="http://schemas.openxmlformats.org/drawingml/2006/picture">
+                <pic:pic xmlns:pic="http://schemas.openxmlformats.org/drawingml/2006/picture">
+                  <pic:nvPicPr>
+                    <pic:cNvPr id="1" name=""/>
+                    <pic:cNvPicPr/>
+                  </pic:nvPicPr>
+                  <pic:blipFill>
+                    <a:blip r:embed="rId5"/>
+                    <a:stretch>
+                      <a:fillRect/>
+                    </a:stretch>
+                  </pic:blipFill>
+                  <pic:spPr>
+                    <a:xfrm>
+                      <a:off x="0" y="0"/>
+                      <a:ext cx="5943600" cy="2799080"/>
+                    </a:xfrm>
+                    <a:prstGeom prst="rect">
+                      <a:avLst/>
+                    </a:prstGeom>
+                  </pic:spPr>
+                </pic:pic>
+              </a:graphicData>
+            </a:graphic>
+          </wp:inline>
+        </w:drawing>
+      </w:r>
+      <w:r>
+        <w:br/>
+      </w:r>
+      <w:r>
+        <w:br/>
+      </w:r>
+      <w:proofErr w:type="gramStart"/>
+      <w:r>
+        <w:t>connection</w:t>
+      </w:r>
+      <w:proofErr w:type="gramEnd"/>
+      <w:r>
+        <w:t xml:space="preserve"> established </w:t>
+      </w:r>
+    </w:p>
+    <w:p>
+      <w:r>
+        <w:drawing>
+          <wp:inline distT="0" distB="0" distL="0" distR="0" wp14:anchorId="6DA8A0BA" wp14:editId="3EB7F666">
+            <wp:extent cx="5943600" cy="3691255"/>
+            <wp:effectExtent l="0" t="0" r="0" b="4445"/>
+            <wp:docPr id="4" name="Picture 4"/>
+            <wp:cNvGraphicFramePr>
+              <a:graphicFrameLocks xmlns:a="http://schemas.openxmlformats.org/drawingml/2006/main" noChangeAspect="1"/>
+            </wp:cNvGraphicFramePr>
+            <a:graphic xmlns:a="http://schemas.openxmlformats.org/drawingml/2006/main">
+              <a:graphicData uri="http://schemas.openxmlformats.org/drawingml/2006/picture">
+                <pic:pic xmlns:pic="http://schemas.openxmlformats.org/drawingml/2006/picture">
+                  <pic:nvPicPr>
+                    <pic:cNvPr id="1" name=""/>
+                    <pic:cNvPicPr/>
+                  </pic:nvPicPr>
+                  <pic:blipFill>
+                    <a:blip r:embed="rId6"/>
+                    <a:stretch>
+                      <a:fillRect/>
+                    </a:stretch>
+                  </pic:blipFill>
+                  <pic:spPr>
+                    <a:xfrm>
+                      <a:off x="0" y="0"/>
+                      <a:ext cx="5943600" cy="3691255"/>
+                    </a:xfrm>
+                    <a:prstGeom prst="rect">
+                      <a:avLst/>
+                    </a:prstGeom>
+                  </pic:spPr>
+                </pic:pic>
+              </a:graphicData>
+            </a:graphic>
+          </wp:inline>
+        </w:drawing>
       </w:r>
       <w:bookmarkStart w:id="0" w:name="_GoBack"/>
       <w:bookmarkEnd w:id="0"/>
+      <w:r>
+        <w:br w:type="page"/>
+      </w:r>
+    </w:p>
+    <w:p>
+      <w:r>
+        <w:lastRenderedPageBreak/>
+        <w:drawing>
+          <wp:inline distT="0" distB="0" distL="0" distR="0" wp14:anchorId="3E79C1C7" wp14:editId="174B173A">
+            <wp:extent cx="3210373" cy="3219899"/>
+            <wp:effectExtent l="0" t="0" r="9525" b="0"/>
+            <wp:docPr id="1" name="Picture 1"/>
+            <wp:cNvGraphicFramePr>
+              <a:graphicFrameLocks xmlns:a="http://schemas.openxmlformats.org/drawingml/2006/main" noChangeAspect="1"/>
+            </wp:cNvGraphicFramePr>
+            <a:graphic xmlns:a="http://schemas.openxmlformats.org/drawingml/2006/main">
+              <a:graphicData uri="http://schemas.openxmlformats.org/drawingml/2006/picture">
+                <pic:pic xmlns:pic="http://schemas.openxmlformats.org/drawingml/2006/picture">
+                  <pic:nvPicPr>
+                    <pic:cNvPr id="1" name=""/>
+                    <pic:cNvPicPr/>
+                  </pic:nvPicPr>
+                  <pic:blipFill>
+                    <a:blip r:embed="rId7"/>
+                    <a:stretch>
+                      <a:fillRect/>
+                    </a:stretch>
+                  </pic:blipFill>
+                  <pic:spPr>
+                    <a:xfrm>
+                      <a:off x="0" y="0"/>
+                      <a:ext cx="3210373" cy="3219899"/>
+                    </a:xfrm>
+                    <a:prstGeom prst="rect">
+                      <a:avLst/>
+                    </a:prstGeom>
+                  </pic:spPr>
+                </pic:pic>
+              </a:graphicData>
+            </a:graphic>
+          </wp:inline>
+        </w:drawing>
+      </w:r>
+      <w:r>
+        <w:br/>
+      </w:r>
+    </w:p>
+    <w:p>
+      <w:r>
+        <w:t>Echo server</w:t>
+      </w:r>
+      <w:r>
+        <w:br/>
+      </w:r>
+      <w:r>
+        <w:br/>
+      </w:r>
     </w:p>
     <w:sectPr>
       <w:pgSz w:w="12240" w:h="15840"/>

--- a/stingray.docx
+++ b/stingray.docx
@@ -9,6 +9,9 @@
     </w:p>
     <w:p>
       <w:r>
+        <w:rPr>
+          <w:noProof/>
+        </w:rPr>
         <w:drawing>
           <wp:inline distT="0" distB="0" distL="0" distR="0" wp14:anchorId="1E9B1DA9" wp14:editId="405FF9BF">
             <wp:extent cx="5943600" cy="5943600"/>
@@ -53,6 +56,9 @@
     </w:p>
     <w:p>
       <w:r>
+        <w:rPr>
+          <w:noProof/>
+        </w:rPr>
         <w:lastRenderedPageBreak/>
         <w:drawing>
           <wp:inline distT="0" distB="0" distL="0" distR="0" wp14:anchorId="54CFC555" wp14:editId="4B52AC50">
@@ -107,6 +113,9 @@
     </w:p>
     <w:p>
       <w:r>
+        <w:rPr>
+          <w:noProof/>
+        </w:rPr>
         <w:drawing>
           <wp:inline distT="0" distB="0" distL="0" distR="0" wp14:anchorId="6DA8A0BA" wp14:editId="3EB7F666">
             <wp:extent cx="5943600" cy="3691255"/>
@@ -143,14 +152,15 @@
           </wp:inline>
         </w:drawing>
       </w:r>
-      <w:bookmarkStart w:id="0" w:name="_GoBack"/>
-      <w:bookmarkEnd w:id="0"/>
       <w:r>
         <w:br w:type="page"/>
       </w:r>
     </w:p>
     <w:p>
       <w:r>
+        <w:rPr>
+          <w:noProof/>
+        </w:rPr>
         <w:lastRenderedPageBreak/>
         <w:drawing>
           <wp:inline distT="0" distB="0" distL="0" distR="0" wp14:anchorId="3E79C1C7" wp14:editId="174B173A">
@@ -191,9 +201,74 @@
       <w:r>
         <w:br/>
       </w:r>
-    </w:p>
-    <w:p>
-      <w:r>
+      <w:r>
+        <w:br/>
+      </w:r>
+      <w:proofErr w:type="gramStart"/>
+      <w:r>
+        <w:t>file</w:t>
+      </w:r>
+      <w:proofErr w:type="gramEnd"/>
+      <w:r>
+        <w:t xml:space="preserve"> test </w:t>
+      </w:r>
+    </w:p>
+    <w:p>
+      <w:r>
+        <w:t>Description: created a python script to send a file</w:t>
+      </w:r>
+    </w:p>
+    <w:p>
+      <w:r>
+        <w:t>Conclusion: sent file is received back ( echo )</w:t>
+      </w:r>
+      <w:r>
+        <w:br/>
+      </w:r>
+      <w:r>
+        <w:rPr>
+          <w:noProof/>
+        </w:rPr>
+        <w:drawing>
+          <wp:inline distT="0" distB="0" distL="0" distR="0" wp14:anchorId="04EF6113" wp14:editId="76647542">
+            <wp:extent cx="5943600" cy="2431415"/>
+            <wp:effectExtent l="0" t="0" r="0" b="6985"/>
+            <wp:docPr id="5" name="Picture 5"/>
+            <wp:cNvGraphicFramePr>
+              <a:graphicFrameLocks xmlns:a="http://schemas.openxmlformats.org/drawingml/2006/main" noChangeAspect="1"/>
+            </wp:cNvGraphicFramePr>
+            <a:graphic xmlns:a="http://schemas.openxmlformats.org/drawingml/2006/main">
+              <a:graphicData uri="http://schemas.openxmlformats.org/drawingml/2006/picture">
+                <pic:pic xmlns:pic="http://schemas.openxmlformats.org/drawingml/2006/picture">
+                  <pic:nvPicPr>
+                    <pic:cNvPr id="1" name=""/>
+                    <pic:cNvPicPr/>
+                  </pic:nvPicPr>
+                  <pic:blipFill>
+                    <a:blip r:embed="rId8"/>
+                    <a:stretch>
+                      <a:fillRect/>
+                    </a:stretch>
+                  </pic:blipFill>
+                  <pic:spPr>
+                    <a:xfrm>
+                      <a:off x="0" y="0"/>
+                      <a:ext cx="5943600" cy="2431415"/>
+                    </a:xfrm>
+                    <a:prstGeom prst="rect">
+                      <a:avLst/>
+                    </a:prstGeom>
+                  </pic:spPr>
+                </pic:pic>
+              </a:graphicData>
+            </a:graphic>
+          </wp:inline>
+        </w:drawing>
+      </w:r>
+    </w:p>
+    <w:p>
+      <w:r>
+        <w:lastRenderedPageBreak/>
         <w:t>Echo server</w:t>
       </w:r>
       <w:r>
@@ -202,6 +277,139 @@
       <w:r>
         <w:br/>
       </w:r>
+      <w:r>
+        <w:rPr>
+          <w:noProof/>
+        </w:rPr>
+        <w:drawing>
+          <wp:inline distT="0" distB="0" distL="0" distR="0">
+            <wp:extent cx="5943600" cy="4457700"/>
+            <wp:effectExtent l="0" t="0" r="0" b="0"/>
+            <wp:docPr id="6" name="Picture 6" descr="C:\Users\Saad\AppData\Local\Packages\Microsoft.YourPhone_8wekyb3d8bbwe\TempState\medias\IMG20260518231823.jpg"/>
+            <wp:cNvGraphicFramePr>
+              <a:graphicFrameLocks xmlns:a="http://schemas.openxmlformats.org/drawingml/2006/main" noChangeAspect="1"/>
+            </wp:cNvGraphicFramePr>
+            <a:graphic xmlns:a="http://schemas.openxmlformats.org/drawingml/2006/main">
+              <a:graphicData uri="http://schemas.openxmlformats.org/drawingml/2006/picture">
+                <pic:pic xmlns:pic="http://schemas.openxmlformats.org/drawingml/2006/picture">
+                  <pic:nvPicPr>
+                    <pic:cNvPr id="0" name="Picture 2" descr="C:\Users\Saad\AppData\Local\Packages\Microsoft.YourPhone_8wekyb3d8bbwe\TempState\medias\IMG20260518231823.jpg"/>
+                    <pic:cNvPicPr>
+                      <a:picLocks noChangeAspect="1" noChangeArrowheads="1"/>
+                    </pic:cNvPicPr>
+                  </pic:nvPicPr>
+                  <pic:blipFill>
+                    <a:blip r:embed="rId9" cstate="print">
+                      <a:extLst>
+                        <a:ext uri="{28A0092B-C50C-407E-A947-70E740481C1C}">
+                          <a14:useLocalDpi xmlns:a14="http://schemas.microsoft.com/office/drawing/2010/main" val="0"/>
+                        </a:ext>
+                      </a:extLst>
+                    </a:blip>
+                    <a:srcRect/>
+                    <a:stretch>
+                      <a:fillRect/>
+                    </a:stretch>
+                  </pic:blipFill>
+                  <pic:spPr bwMode="auto">
+                    <a:xfrm>
+                      <a:off x="0" y="0"/>
+                      <a:ext cx="5943600" cy="4457700"/>
+                    </a:xfrm>
+                    <a:prstGeom prst="rect">
+                      <a:avLst/>
+                    </a:prstGeom>
+                    <a:noFill/>
+                    <a:ln>
+                      <a:noFill/>
+                    </a:ln>
+                  </pic:spPr>
+                </pic:pic>
+              </a:graphicData>
+            </a:graphic>
+          </wp:inline>
+        </w:drawing>
+      </w:r>
+    </w:p>
+    <w:p>
+      <w:r>
+        <w:br w:type="page"/>
+      </w:r>
+    </w:p>
+    <w:p>
+      <w:proofErr w:type="spellStart"/>
+      <w:r>
+        <w:lastRenderedPageBreak/>
+        <w:t>Screen_udp_test</w:t>
+      </w:r>
+      <w:proofErr w:type="spellEnd"/>
+    </w:p>
+    <w:p>
+      <w:r>
+        <w:t xml:space="preserve">Description: Wrote a python script that captures screen and send </w:t>
+      </w:r>
+      <w:proofErr w:type="spellStart"/>
+      <w:r>
+        <w:t>udp</w:t>
+      </w:r>
+      <w:proofErr w:type="spellEnd"/>
+      <w:r>
+        <w:t xml:space="preserve"> packets.</w:t>
+      </w:r>
+    </w:p>
+    <w:p>
+      <w:r>
+        <w:t xml:space="preserve">Conclusion: packets </w:t>
+      </w:r>
+      <w:proofErr w:type="spellStart"/>
+      <w:r>
+        <w:t>sucessfully</w:t>
+      </w:r>
+      <w:proofErr w:type="spellEnd"/>
+      <w:r>
+        <w:t xml:space="preserve"> received by arm</w:t>
+      </w:r>
+    </w:p>
+    <w:p>
+      <w:r>
+        <w:drawing>
+          <wp:inline distT="0" distB="0" distL="0" distR="0" wp14:anchorId="155A26AD" wp14:editId="653FA960">
+            <wp:extent cx="5943600" cy="3403600"/>
+            <wp:effectExtent l="0" t="0" r="0" b="6350"/>
+            <wp:docPr id="7" name="Picture 7"/>
+            <wp:cNvGraphicFramePr>
+              <a:graphicFrameLocks xmlns:a="http://schemas.openxmlformats.org/drawingml/2006/main" noChangeAspect="1"/>
+            </wp:cNvGraphicFramePr>
+            <a:graphic xmlns:a="http://schemas.openxmlformats.org/drawingml/2006/main">
+              <a:graphicData uri="http://schemas.openxmlformats.org/drawingml/2006/picture">
+                <pic:pic xmlns:pic="http://schemas.openxmlformats.org/drawingml/2006/picture">
+                  <pic:nvPicPr>
+                    <pic:cNvPr id="1" name=""/>
+                    <pic:cNvPicPr/>
+                  </pic:nvPicPr>
+                  <pic:blipFill>
+                    <a:blip r:embed="rId10"/>
+                    <a:stretch>
+                      <a:fillRect/>
+                    </a:stretch>
+                  </pic:blipFill>
+                  <pic:spPr>
+                    <a:xfrm>
+                      <a:off x="0" y="0"/>
+                      <a:ext cx="5943600" cy="3403600"/>
+                    </a:xfrm>
+                    <a:prstGeom prst="rect">
+                      <a:avLst/>
+                    </a:prstGeom>
+                  </pic:spPr>
+                </pic:pic>
+              </a:graphicData>
+            </a:graphic>
+          </wp:inline>
+        </w:drawing>
+      </w:r>
+      <w:bookmarkStart w:id="0" w:name="_GoBack"/>
+      <w:bookmarkEnd w:id="0"/>
     </w:p>
     <w:sectPr>
       <w:pgSz w:w="12240" w:h="15840"/>
